--- a/examples/2_online_prediction/doc/dfr_lbdd.docx
+++ b/examples/2_online_prediction/doc/dfr_lbdd.docx
@@ -4017,7 +4017,7 @@
         <w:rPr>
           <w:rStyle w:val="VerbatimChar"/>
         </w:rPr>
-        <w:t xml:space="preserve">## 1           2  0  0  0  0       0 0.0006256104</w:t>
+        <w:t xml:space="preserve">## 1           2  0  0  0  0       0 0.0006554127</w:t>
       </w:r>
       <w:r>
         <w:br/>
@@ -4026,7 +4026,7 @@
         <w:rPr>
           <w:rStyle w:val="VerbatimChar"/>
         </w:rPr>
-        <w:t xml:space="preserve">## 2           3 17  0 33  0       0 0.0074579716</w:t>
+        <w:t xml:space="preserve">## 2           3 17  0 33  0       0 0.0079767704</w:t>
       </w:r>
       <w:r>
         <w:br/>
@@ -4035,7 +4035,7 @@
         <w:rPr>
           <w:rStyle w:val="VerbatimChar"/>
         </w:rPr>
-        <w:t xml:space="preserve">## 3           4 23  0 27  0       0 0.0958082676</w:t>
+        <w:t xml:space="preserve">## 3           4 23  0 27  0       0 0.1064958572</w:t>
       </w:r>
       <w:r>
         <w:br/>
@@ -4044,7 +4044,7 @@
         <w:rPr>
           <w:rStyle w:val="VerbatimChar"/>
         </w:rPr>
-        <w:t xml:space="preserve">## 4           5 23  1 26  0       0 0.0909850597</w:t>
+        <w:t xml:space="preserve">## 4           5 23  1 26  0       0 0.0900981426</w:t>
       </w:r>
       <w:r>
         <w:br/>
@@ -4053,7 +4053,7 @@
         <w:rPr>
           <w:rStyle w:val="VerbatimChar"/>
         </w:rPr>
-        <w:t xml:space="preserve">## 5           6  0 26  0 24       0 0.0901699066</w:t>
+        <w:t xml:space="preserve">## 5           6  0 26  0 24       0 0.0918924809</w:t>
       </w:r>
       <w:r>
         <w:br/>
@@ -4062,7 +4062,7 @@
         <w:rPr>
           <w:rStyle w:val="VerbatimChar"/>
         </w:rPr>
-        <w:t xml:space="preserve">## 6           7  0  0  0  0       1 0.0994350910</w:t>
+        <w:t xml:space="preserve">## 6           7  0  0  0  0       1 0.0981278419</w:t>
       </w:r>
       <w:r>
         <w:br/>
@@ -4071,7 +4071,7 @@
         <w:rPr>
           <w:rStyle w:val="VerbatimChar"/>
         </w:rPr>
-        <w:t xml:space="preserve">## 7           8 31  0 19  0       0 0.0077006817</w:t>
+        <w:t xml:space="preserve">## 7           8 31  0 19  0       0 0.0408678055</w:t>
       </w:r>
       <w:r>
         <w:br/>
@@ -4080,7 +4080,7 @@
         <w:rPr>
           <w:rStyle w:val="VerbatimChar"/>
         </w:rPr>
-        <w:t xml:space="preserve">## 8           9 26  0 24  0       0 0.0892076492</w:t>
+        <w:t xml:space="preserve">## 8           9 26  0 24  0       0 0.0982427597</w:t>
       </w:r>
       <w:r>
         <w:br/>
@@ -4089,7 +4089,7 @@
         <w:rPr>
           <w:rStyle w:val="VerbatimChar"/>
         </w:rPr>
-        <w:t xml:space="preserve">## 9          10 27  0 23  0       0 0.0943815708</w:t>
+        <w:t xml:space="preserve">## 9          10 27  0 23  0       0 0.0908160210</w:t>
       </w:r>
     </w:p>
     <w:p>
